--- a/proyecto.docx
+++ b/proyecto.docx
@@ -157,6 +157,9 @@
     </w:p>
     <w:p>
       <w:r>
+        <w:rPr>
+          <w:noProof/>
+        </w:rPr>
         <w:drawing>
           <wp:inline distT="0" distB="0" distL="0" distR="0" wp14:anchorId="3FEEBE29" wp14:editId="6BB382E8">
             <wp:extent cx="5400040" cy="2519680"/>
@@ -202,6 +205,160 @@
         <w:t>CREACION DE PARTE DEL INDEX.HTML</w:t>
       </w:r>
     </w:p>
+    <w:p/>
+    <w:p>
+      <w:pPr>
+        <w:pStyle w:val="Ttulo2"/>
+      </w:pPr>
+      <w:r>
+        <w:t>DIA 3 25/03/2026</w:t>
+      </w:r>
+    </w:p>
+    <w:p>
+      <w:pPr>
+        <w:pStyle w:val="Ttulo3"/>
+      </w:pPr>
+      <w:r>
+        <w:t>ACABAR EL MOCK UP:</w:t>
+      </w:r>
+    </w:p>
+    <w:p>
+      <w:pPr>
+        <w:pStyle w:val="Ttulo3"/>
+      </w:pPr>
+      <w:r>
+        <w:t>EMPEZAR CON LOS .HTML:</w:t>
+      </w:r>
+    </w:p>
+    <w:p>
+      <w:r>
+        <w:rPr>
+          <w:noProof/>
+        </w:rPr>
+        <w:drawing>
+          <wp:inline distT="0" distB="0" distL="0" distR="0" wp14:anchorId="5197DCF8" wp14:editId="006BDCEE">
+            <wp:extent cx="5400040" cy="2498725"/>
+            <wp:effectExtent l="0" t="0" r="0" b="0"/>
+            <wp:docPr id="137782977" name="Imagen 1"/>
+            <wp:cNvGraphicFramePr>
+              <a:graphicFrameLocks xmlns:a="http://schemas.openxmlformats.org/drawingml/2006/main" noChangeAspect="1"/>
+            </wp:cNvGraphicFramePr>
+            <a:graphic xmlns:a="http://schemas.openxmlformats.org/drawingml/2006/main">
+              <a:graphicData uri="http://schemas.openxmlformats.org/drawingml/2006/picture">
+                <pic:pic xmlns:pic="http://schemas.openxmlformats.org/drawingml/2006/picture">
+                  <pic:nvPicPr>
+                    <pic:cNvPr id="137782977" name=""/>
+                    <pic:cNvPicPr/>
+                  </pic:nvPicPr>
+                  <pic:blipFill>
+                    <a:blip r:embed="rId7"/>
+                    <a:stretch>
+                      <a:fillRect/>
+                    </a:stretch>
+                  </pic:blipFill>
+                  <pic:spPr>
+                    <a:xfrm>
+                      <a:off x="0" y="0"/>
+                      <a:ext cx="5400040" cy="2498725"/>
+                    </a:xfrm>
+                    <a:prstGeom prst="rect">
+                      <a:avLst/>
+                    </a:prstGeom>
+                  </pic:spPr>
+                </pic:pic>
+              </a:graphicData>
+            </a:graphic>
+          </wp:inline>
+        </w:drawing>
+      </w:r>
+    </w:p>
+    <w:p>
+      <w:pPr>
+        <w:pStyle w:val="Ttulo2"/>
+      </w:pPr>
+      <w:r>
+        <w:lastRenderedPageBreak/>
+        <w:t>DIA 4 26/03/2026</w:t>
+      </w:r>
+    </w:p>
+    <w:p>
+      <w:pPr>
+        <w:pStyle w:val="Ttulo2"/>
+      </w:pPr>
+      <w:r>
+        <w:t>DIA 5 27/03/2026</w:t>
+      </w:r>
+    </w:p>
+    <w:p>
+      <w:pPr>
+        <w:pStyle w:val="Ttulo2"/>
+      </w:pPr>
+      <w:r>
+        <w:t>DIA 6 06/04/2026</w:t>
+      </w:r>
+    </w:p>
+    <w:p>
+      <w:pPr>
+        <w:pStyle w:val="Ttulo2"/>
+      </w:pPr>
+      <w:r>
+        <w:t>DIA 7 07/04/2026</w:t>
+      </w:r>
+    </w:p>
+    <w:p>
+      <w:pPr>
+        <w:pStyle w:val="Ttulo2"/>
+      </w:pPr>
+      <w:r>
+        <w:t>DIA 8 08/04/2026</w:t>
+      </w:r>
+    </w:p>
+    <w:p/>
+    <w:p/>
+    <w:p/>
+    <w:p/>
+    <w:p/>
+    <w:p>
+      <w:r>
+        <w:lastRenderedPageBreak/>
+        <w:drawing>
+          <wp:inline distT="0" distB="0" distL="0" distR="0" wp14:anchorId="08E771F6" wp14:editId="320B9A79">
+            <wp:extent cx="5226050" cy="8892540"/>
+            <wp:effectExtent l="0" t="0" r="0" b="3810"/>
+            <wp:docPr id="128752117" name="Imagen 1"/>
+            <wp:cNvGraphicFramePr>
+              <a:graphicFrameLocks xmlns:a="http://schemas.openxmlformats.org/drawingml/2006/main" noChangeAspect="1"/>
+            </wp:cNvGraphicFramePr>
+            <a:graphic xmlns:a="http://schemas.openxmlformats.org/drawingml/2006/main">
+              <a:graphicData uri="http://schemas.openxmlformats.org/drawingml/2006/picture">
+                <pic:pic xmlns:pic="http://schemas.openxmlformats.org/drawingml/2006/picture">
+                  <pic:nvPicPr>
+                    <pic:cNvPr id="128752117" name=""/>
+                    <pic:cNvPicPr/>
+                  </pic:nvPicPr>
+                  <pic:blipFill>
+                    <a:blip r:embed="rId8"/>
+                    <a:stretch>
+                      <a:fillRect/>
+                    </a:stretch>
+                  </pic:blipFill>
+                  <pic:spPr>
+                    <a:xfrm>
+                      <a:off x="0" y="0"/>
+                      <a:ext cx="5226050" cy="8892540"/>
+                    </a:xfrm>
+                    <a:prstGeom prst="rect">
+                      <a:avLst/>
+                    </a:prstGeom>
+                  </pic:spPr>
+                </pic:pic>
+              </a:graphicData>
+            </a:graphic>
+          </wp:inline>
+        </w:drawing>
+      </w:r>
+    </w:p>
+    <w:p/>
     <w:p/>
     <w:sectPr>
       <w:pgSz w:w="11906" w:h="16838"/>
